--- a/TCC - MF e G - v2.1.docx
+++ b/TCC - MF e G - v2.1.docx
@@ -17067,7 +17067,7 @@
           <w:i w:val="0"/>
           <w:sz w:val="24"/>
         </w:rPr>
-        <w:t>Voinea et al. (2024) reportaram, para a geração de laudos radiológicos, BERTScore F1 de 0,8054, ROUGE-1 F1 de 0,4998 e preferência humana em 21,8 por cento dos casos sobre o radiologista. O presente trabalho adota a mesma família de métricas (BERTScore F1 e ROUGE) sobre 100 payloads sintéticos, complementadas por faithfulness ao payload e taxa de alucinação regulatória, métricas de domínio específicas para o uso regulatório do narrador. O narrador atinge BERTScore F1 = 0,7638 (IC95% [0,7601; 0,7671]), valor da mesma ordem de grandeza do 0,8054 de Voinea et al. (2024); contudo, os dois números não são comparáveis em sentido inferencial. Voinea et al. utilizaram como referência laudos radiológicos escritos por radiologistas humanos (ground truth de domínio independente do gerador), enquanto o inventário de referência usado aqui é gerado deterministicamente por template a partir do mesmo payload que alimenta o LLM. Esse compartilhamento de fonte tende a inflar a similaridade superficial, e a interpretação correta do número 0,7638 é: a saída do narrador preserva o vocabulário e a estrutura semântica esperados pelo template, não que ela equivale qualitativa ou clinicamente ao desempenho reportado por Voinea et al.</w:t>
+        <w:t>Voinea et al. (2024) reportaram, para a geração de laudos radiológicos, BERTScore F1 de 0,8054, ROUGE-1 F1 de 0,4998 e preferência humana em 21,8 por cento dos casos sobre o radiologista. O presente trabalho adota a mesma família de métricas (BERTScore F1 e ROUGE) sobre 100 payloads sintéticos, complementadas por faithfulness ao payload e taxa de alucinação regulatória, métricas de domínio específicas para o uso regulatório do narrador. O narrador atinge BERTScore F1 = 0,7623 (IC95% [0,7590; 0,7660]), valor da mesma ordem de grandeza do 0,8054 de Voinea et al. (2024); contudo, os dois números não são comparáveis em sentido inferencial. Voinea et al. utilizaram como referência laudos radiológicos escritos por radiologistas humanos (ground truth de domínio independente do gerador), enquanto o inventário de referência usado aqui é gerado deterministicamente por template a partir do mesmo payload que alimenta o LLM. Esse compartilhamento de fonte tende a inflar a similaridade superficial, e a interpretação correta do número 0,7623 é: a saída do narrador preserva o vocabulário e a estrutura semântica esperados pelo template, não que ela equivale qualitativa ou clinicamente ao desempenho reportado por Voinea et al.</w:t>
       </w:r>
     </w:p>
     <w:p>
@@ -17083,7 +17083,7 @@
           <w:i w:val="0"/>
           <w:sz w:val="24"/>
         </w:rPr>
-        <w:t>Faithfulness ao payload de 0,8177 é o número operacional central para o uso regulatório do narrador: aproximadamente 82% das afirmações numéricas no Inventário gerado podem ser rastreadas a campos do payload de entrada, evidenciando ancoragem majoritária mas com 18% de afirmações sem suporte direto, tipicamente afirmações qualitativas (recomendações genéricas, contextualização técnica). Taxa de alucinação regulatória de 0,0000 sobre as citações de NR-01/NR-17/COPSOQ/ISO 45003 confirma que o narrador, no contexto deste experimento, não produz referências normativas inventadas. A conformidade na faixa de 600 a 900 palavras é de apenas 0,1700 sem re-prompting (versus 0,8333 com re-prompting iterativo), reforçando que a estratégia de re-prompting iterativo é elemento operacional obrigatório, não opcional.</w:t>
+        <w:t>Faithfulness ao payload de 0,9316 é o número operacional central para o uso regulatório do narrador: aproximadamente 93% das afirmações numéricas no Inventário gerado podem ser rastreadas a campos do payload de entrada, evidenciando ancoragem alta com cerca de 7% de afirmações sem suporte direto, tipicamente afirmações qualitativas (recomendações genéricas, contextualização técnica). Taxa de alucinação regulatória de 0,0000 sobre as citações de NR-01/NR-17/COPSOQ/ISO 45003 confirma que o narrador, no contexto deste experimento, não produz referências normativas inventadas. A conformidade na faixa de 600 a 900 palavras passa de 0,1700 (sem re-prompting) para 0,6300 com o re-prompting iterativo ativado no prompt v2.1, reforçando que a estratégia de re-prompting iterativo é elemento operacional obrigatório, não opcional.</w:t>
       </w:r>
     </w:p>
     <w:p>
@@ -17130,7 +17130,7 @@
           <w:i w:val="0"/>
           <w:sz w:val="24"/>
         </w:rPr>
-        <w:t>Confirmação experimental da correção do vazamento. A primeira execução do agente sobre 20 cenários atingia acurácia 1,000, valor que invalida a avaliação como evidência de capacidade do agente. O gold reconstruído (action_plan_gold_v3.py, 80 cenários cegos) derruba a acurácia para 0,3500 (IC95% [0,2500; 0,4625]) e o macro F1 para 0,2478. A matriz de confusão revela viés sistemático: o agente classifica 71 dos 80 cenários como Nível 1 (Eliminação), independentemente do nível verdadeiro, com colapso completo nos Níveis 2 (Substituição) e 4 (Controle Individual). Apenas o Nível 3 (Controle Organizacional) é identificado com precisão alta (0,889), mas recall moderado (0,400). Esse achado evidencia limitação inerente do modelo gpt-4o-mini na discriminação entre os quatro níveis quando a descrição do cenário não fornece pistas lexicais; sob a hierarquia real da NR-01, o agente atua como classificador binário tendencioso (Eliminação versus Organizacional) e não como classificador de quatro classes. Esse resultado, incompatível com os F1 = 1,000 da literatura prévia produzida com gold contaminado, é cientificamente mais honesto e motiva os trabalhos futuros descritos no Capítulo 9 (fine-tuning específico, prompt com exemplos few-shot por nível, aplicação Likert humana das rubricas specificity e implementability).</w:t>
+        <w:t>Confirmação experimental da correção do vazamento e do ganho do prompt revisado. A primeira execução do agente sobre 20 cenários atingia acurácia 1,000, valor que invalida a avaliação como evidência de capacidade do agente. O gold reconstruído (action_plan_gold_v3.py, 80 cenários cegos) inicialmente derrubava a acurácia para 0,3500 com colapso completo nos Níveis 2 e 4. O prompt revisado para v2.1 (árvore de decisão de quatro perguntas e quatro exemplos few-shot resolvidos por nível, conforme Seção 5.3.3) recupera a acurácia para 0,7750 (IC95% [0,6875; 0,8625]) e o macro F1 para 0,7585. A matriz de confusão é agora consideravelmente mais balanceada: o Nível 4 (Controle Individual) é acertado integralmente (F1 = 1,000), o Nível 1 (Eliminação) atinge F1 = 0,821, o Nível 3 (Controle Organizacional) F1 = 0,731 e apenas o Nível 2 (Substituição) permanece como ponto de fragilidade (F1 = 0,483), com treze cenários redirecionados ao Nível 3. O fato de o Nível 2 sustentar o desempenho abaixo dos demais sugere que a distinção fina entre substituir um processo perigoso e introduzir um controle organizacional sobre ele permanece um desafio para o gpt-4o-mini, motivando trabalhos futuros descritos no Capítulo 9 (fine-tuning específico para essa distinção e aplicação Likert humana das rubricas specificity e implementability).</w:t>
       </w:r>
     </w:p>
     <w:p>
@@ -17146,7 +17146,7 @@
           <w:i w:val="0"/>
           <w:sz w:val="24"/>
         </w:rPr>
-        <w:t>É importante separar duas avaliações distintas que se sobrepõem nesta seção. Primeiro, o pipeline de geração 5W2H (produção do JSON estruturado com os onze campos obrigatórios e as duas subseções do campo 'como') funciona: 100% dos planos gerados apresentaram estrutura completa, 90% referenciam ao menos um princípio andragógico de Knowles e 0% apresentam alucinação regulatória em setenta e seis citações normativas. Segundo, a classificação na hierarquia NR-01 (escolha entre os quatro níveis de controle) não funciona satisfatoriamente sob o prompt vigente: acurácia 0,3500 mostra viés de eliminação e colapso em dois níveis. Os dois resultados não se contradizem; o pipeline de geração é a parte mais simples (preencher campos a partir do payload e do template), enquanto a classificação exige raciocínio normativo profundo sobre a natureza do risco. O número 0,3500 é, portanto, contribuição metodológica do trabalho, não evidência de fracasso do sistema: demonstra que o gpt-4o-mini, sob prompt zero-shot, não é suficiente para o problema regulatório completo e indica o caminho (fine-tuning ou prompt few-shot) para alcançar desempenho operacional.</w:t>
+        <w:t>É importante separar duas avaliações distintas que se sobrepõem nesta seção. Primeiro, o pipeline de geração 5W2H (produção do JSON estruturado com os onze campos obrigatórios e as duas subseções do campo 'como') funciona: 100% dos planos gerados apresentaram estrutura completa, 91,25% referenciam ao menos um princípio andragógico de Knowles e 0% apresentam alucinação regulatória em setenta e seis citações normativas. Segundo, a classificação na hierarquia NR-01 (escolha entre os quatro níveis de controle) atinge acurácia de 0,7750 com prompt v2.1, em três níveis com F1 acima de 0,73 e apenas o Nível 2 (Substituição) abaixo. Os dois resultados são complementares: o pipeline de geração preserva integridade estrutural e ancoragem regulatória, enquanto a classificação exige raciocínio normativo profundo sobre a natureza do risco. A trajetória 0,3500 (gold cego, prompt zero-shot) → 0,7750 (gold cego, prompt com árvore de decisão e few-shot) é, portanto, contribuição metodológica do trabalho: demonstra que engenharia de prompt cuidadosa é suficiente para recuperar a maior parte da capacidade perdida quando se elimina o vazamento de gold, sem necessidade de fine-tuning.</w:t>
       </w:r>
     </w:p>
     <w:p>
@@ -17177,7 +17177,7 @@
           <w:i w:val="0"/>
           <w:sz w:val="24"/>
         </w:rPr>
-        <w:t>Xiong et al. (2024) reportam, sobre 7.663 questões clínicas agregadas, ganho de 18 pontos percentuais em acurácia com RAG sobre Chain-of-Thought puro em LLMs comparáveis. O presente trabalho aplica RAG sobre um corpus normativo mais restrito (NR-01, NR-17, COPSOQ-II, ISO 45003 e LGPD) com gold de 40 perguntas. A execução com threshold cosseno 0,40 atinge Precision@1 = 0,6250 (IC95% [0,475; 0,775]), Recall@5 = 0,8500 (IC95% [0,725; 0,950]) e MRR = 0,7008 (IC95% [0,572; 0,819]). O limiar de 0,40 (em vez do valor de produção 0,75) é necessário porque o corpus indexado contém apenas excertos representativos por documento; a expansão para os documentos normativos completos permanece como trabalho futuro inegociável (Seção 9 item 4.1).</w:t>
+        <w:t>Xiong et al. (2024) reportam, sobre 7.663 questões clínicas agregadas, ganho de 18 pontos percentuais em acurácia com RAG sobre Chain-of-Thought puro em LLMs comparáveis. O presente trabalho aplica RAG sobre um corpus normativo mais restrito (NR-01, NR-17, COPSOQ-II, ISO 45003 e LGPD) com gold de 40 perguntas. A execução com threshold cosseno 0,40 e corpus expandido v2.1 (40 chunks de NR-01, NR-17, COPSOQ, ISO 45003, LGPD e política de k-anonymity) atinge Precision@1 = 0,5000 (IC95% [0,325; 0,650]), Recall@5 = 0,9750 (IC95% [0,925; 1,000]) e MRR = 0,6958 (IC95% [0,5958; 0,7875]). O limiar de 0,40 (em vez do valor de produção 0,75) permanece necessário enquanto o corpus indexado contém apenas excertos representativos; a expansão para documentos normativos completos permanece como trabalho futuro inegociável (Seção 9 item 4.1).</w:t>
       </w:r>
     </w:p>
     <w:p>
@@ -17193,7 +17193,7 @@
           <w:i w:val="0"/>
           <w:sz w:val="24"/>
         </w:rPr>
-        <w:t>O achado mais relevante da avaliação reformulada do copiloto é a aplicação do framework RAGAS (Es et al., 2024), que separa recuperação e geração. A faithfulness de 0,0873 (IC95% [0,055; 0,121]) revela que apenas 8,7% das sentenças geradas têm suporte semântico direto nos chunks recuperados (cosseno entre embedding da sentença e do melhor chunk acima de 0,75). Combinada com a context relevancy moderada (0,2646), essa métrica indica que o LLM responde predominantemente com seu conhecimento paramétrico em vez de interpretar os chunks recuperados, fenômeno que Es et al. denominam 'shortcut generation' em domínios onde o LLM já foi exposto à norma durante pré-treinamento. A answer relevancy de 0,6786 confirma que as respostas, mesmo sem ancoragem, endereçam o tópico da pergunta. A taxa de alucinação regulatória de 0,0625 (uma citação inválida em dezesseis) é baixa em valor absoluto, mas estatisticamente relevante: significa que em 1 a cada 16 respostas com citação, o gestor de SST receberia referência a um item normativo inexistente. Esse resultado, conjuntamente, motiva intervenção arquitetural no prompt e na ingestão de corpus, não apenas ajuste de threshold.</w:t>
+        <w:t>O achado mais relevante da avaliação reformulada do copiloto é a aplicação do framework RAGAS (Es et al., 2024), que separa recuperação e geração. A faithfulness de 0,1503 (IC95% [0,1039; 0,1965]) revela que apenas 15% das sentenças geradas têm suporte semântico direto nos chunks recuperados (cosseno entre embedding da sentença e do melhor chunk acima de 0,75). Combinada com a context relevancy de 0,4942, essa métrica indica que o LLM responde predominantemente com seu conhecimento paramétrico em vez de interpretar os chunks recuperados, fenômeno que Es et al. denominam 'shortcut generation' em domínios onde o LLM já foi exposto à norma durante pré-treinamento. A answer relevancy de 0,7122 confirma que as respostas, mesmo sem ancoragem, endereçam o tópico da pergunta. A taxa de alucinação regulatória de 0,2580 (oito citações inválidas em trinta e uma) é estatisticamente relevante e operacionalmente preocupante: significa que aproximadamente 1 a cada 4 respostas com citação refere-se a item normativo inexistente. Esse resultado motiva intervenção arquitetural no prompt (instrução explícita de abstenção quando o contexto não suporta a resposta) e na pipeline (reranking pós-retrieval via cross-encoder), não apenas ajuste de threshold.</w:t>
       </w:r>
     </w:p>
     <w:p>
@@ -17240,7 +17240,7 @@
           <w:i w:val="0"/>
           <w:sz w:val="24"/>
         </w:rPr>
-        <w:t>A presente avaliação compara empiricamente o LLM contra os três baselines previstos: k-means k=7 sobre embeddings text-embedding-3-small, LDA com sete tópicos e BERTopic com UMAP+HDBSCAN. Os resultados (Tabela 9) revelam achado metodologicamente importante: o LLM atinge ARI de 0,3706 (média sobre três seeds, IC95% último seed [0,2910; 0,5033]), em empate técnico com k-means (0,3681) que opera sobre os mesmos embeddings. O LLM vence em c_v (0,3751 vs. 0,3517) e em macro F1 (0,5898 vs. 0,5829), ambos por margens pequenas, mas perde em estabilidade (desvio-padrão ARI = 0,107 entre seeds versus zero do baseline determinístico). LDA e BERTopic ficam significativamente abaixo (ARI = 0,163 e 0,121, respectivamente). LDA é prejudicado pela natureza bag-of-words que ignora sinônimos em respostas curtas; BERTopic possivelmente prejudicado pelo tamanho amostral pequeno (n=150 abaixo do regime favorável a UMAP+HDBSCAN com hiperparâmetros padrão).</w:t>
+        <w:t>A presente avaliação compara empiricamente o LLM contra os três baselines previstos: k-means k=7 sobre embeddings text-embedding-3-small, LDA com sete tópicos e BERTopic com UMAP+HDBSCAN. Os resultados (Tabela 9) revelam achado contraintuitivo e metodologicamente importante: o LLM, sob prompt v2.1 enrijecido com fronteiras semânticas explícitas e temperatura zero, atinge ARI de apenas 0,1423 (desvio-padrão = 0 sobre cinco seeds, indicando determinismo perfeito), ficando abaixo de todos os baselines não-supervisionados clássicos: k-means (ARI = 0,3681), BERTopic (ARI = 0,1969) e LDA (ARI = 0,1625). A coerência tópica c_v também ficou praticamente equivalente entre LLM (0,3565) e k-means (0,3517). LDA é prejudicado pela natureza bag-of-words que ignora sinônimos em respostas curtas; BERTopic, embora prejudicado pelo tamanho amostral pequeno (n = 150 abaixo do regime favorável a UMAP+HDBSCAN com hiperparâmetros padrão), ainda supera o LLM enrijecido neste recorte. O resultado contradiz a hipótese inicial de que o raciocínio semântico do LLM superaria abordagens vetoriais puras em clustering de respostas abertas curtas.</w:t>
       </w:r>
     </w:p>
     <w:p>
@@ -17256,7 +17256,7 @@
           <w:i w:val="0"/>
           <w:sz w:val="24"/>
         </w:rPr>
-        <w:t>A escolha do LLM permanece justificável apesar do empate em ARI com k-means: produz nomes descritivos por cluster sem etapa adicional de rotulação, controla o número de clusters via prompt, atende a requisitos de descrição semântica e tem c_v superior. Como contrapartida, exibe maior variância entre sementes, limitação que motiva os trabalhos futuros descritos no Capítulo 9: gold ampliado para 500 respostas, cinco seeds em vez de três, e prompts de definição explícita de fronteira semântica entre temas correlatos (Carreira versus Outros, Liderança versus Reconhecimento).</w:t>
+        <w:t>À luz desse achado, a escolha do LLM como método principal merece revisão crítica. As vantagens operacionais permanecem pertinentes: produz nomes descritivos por cluster sem etapa adicional de rotulação, controla o número de clusters via prompt e fornece descrição semântica do tema na mesma chamada. Porém, sob o prompt v2.1, o ganho qualitativo não se traduziu em ganho métrico contra um k-means trivial sobre os mesmos embeddings. Prompts altamente prescritivos, embora estabilizem o resultado (ARI std = 0,000), também engessam o agente em uma hipótese categorial subótima. Os trabalhos futuros descritos no Capítulo 9 propõem três caminhos: (i) prompt menos restritivo que permita o LLM redefinir suas fronteiras temáticas dentro de um limite máximo de clusters; (ii) ensemble LLM+k-means com voto majoritário; (iii) gold ampliado para 500 respostas e definição operacional dos temas Carreira e Outros, que continuam sendo o ponto de colapso.</w:t>
       </w:r>
     </w:p>
     <w:p>
@@ -19220,7 +19220,7 @@
           <w:i w:val="0"/>
           <w:sz w:val="24"/>
         </w:rPr>
-        <w:t>Este trabalho documenta a identificação e correção de três falhas metodológicas presentes em iteração preliminar da avaliação: o vazamento de rótulo no gold do 5W2H (que invalidava F1=1,000 como evidência); o uso de AUC e ROC para classificador determinístico (tecnicamente incorreto na ausência de score contínuo); e a métrica de F1 para anonimização (que ignora a assimetria entre falso positivo e falso negativo sob LGPD, substituída por Fβ=2). A diferença entre as duas iterações da avaliação (acurácia 5W2H caindo de 1,000 para 0,35; F1 anti-PII de 0,988 para 0,944, novo Fβ=2 = 0,915; copilot faithfulness de não-reportado para 0,087) é informação cientificamente relevante: o avaliação reformulada não é pior que a anterior, é mais defensável porque os números refletem desempenho real sob avaliação metodologicamente correta.</w:t>
+        <w:t>Este trabalho documenta a identificação e correção de três falhas metodológicas presentes em iteração preliminar da avaliação: o vazamento de rótulo no gold do 5W2H (que invalidava F1 = 1,000 como evidência); o uso de AUC e ROC para classificador determinístico (tecnicamente incorreto na ausência de score contínuo); e a métrica de F1 para anonimização (que ignora a assimetria entre falso positivo e falso negativo sob LGPD, substituída por Fβ=2). A trajetória ao longo das iterações da avaliação (acurácia 5W2H caindo de 1,000 com gold contaminado para 0,3500 com gold cego e prompt zero-shot, recuperando para 0,7750 com gold cego e prompt v2.1 com árvore de decisão e few-shot; F1 anti-PII de 0,988 documento para Fβ=2 doc-level de 0,9527 e Fβ=2 macro span-level de 0,9480; copilot faithfulness inicialmente não-reportada, medida em 0,0873 sob RAGAS e elevada para 0,1503 com prompt v2.1 ancorado) é informação cientificamente relevante: a avaliação reformulada não é pior que a anterior, é mais defensável porque os números refletem desempenho real sob avaliação metodologicamente correta.</w:t>
       </w:r>
     </w:p>
     <w:p>
@@ -19334,7 +19334,7 @@
           <w:i w:val="0"/>
           <w:sz w:val="24"/>
         </w:rPr>
-        <w:t>Ingerir NR-01, NR-17, COPSOQ-II, ISO 45003 e LGPD completos (não apenas excertos), re-executar o copiloto com o threshold cosseno de produção (0,75) e ajustar o prompt do agente para exigir citação explícita do chunk-fonte em cada afirmação. Justificativa: a faithfulness de 0,0873 observada (Seção 6.4) configura limitação central do trabalho que precisa ser corrigida antes do uso operacional. Reportar faithfulness pós-correção como condição mínima de release.</w:t>
+        <w:t>Ingerir NR-01, NR-17, COPSOQ-II, ISO 45003 e LGPD completos (não apenas excertos), re-executar o copiloto com o threshold cosseno de produção (0,75), introduzir reranking pós-retrieval via cross-encoder e ajustar o prompt do agente para incluir instrução explícita de abstenção quando o contexto recuperado não suporta a resposta. Justificativa: a faithfulness de 0,1503 e a taxa de alucinação regulatória de 0,2580 observadas (Seção 6.4) configuram limitação central do trabalho que precisa ser corrigida antes do uso operacional. Reportar faithfulness pós-correção e alucinação regulatória como condições mínimas de release.</w:t>
       </w:r>
     </w:p>
     <w:p>
@@ -19349,7 +19349,7 @@
           <w:b/>
           <w:sz w:val="24"/>
         </w:rPr>
-        <w:t>9.3 Fine-tuning ou prompt few-shot para o gerador 5W2H</w:t>
+        <w:t>9.3 Fine-tuning para o Nível 2 da hierarquia 5W2H</w:t>
       </w:r>
     </w:p>
     <w:p>
@@ -19365,7 +19365,7 @@
           <w:i w:val="0"/>
           <w:sz w:val="24"/>
         </w:rPr>
-        <w:t>Endereçar a acurácia de 0,3500 na classificação 4x4 da hierarquia NR-01 (Seção 6.3) por meio de fine-tuning supervisionado do gpt-4o-mini sobre exemplos cegos rotulados pelos dois revisores ou, alternativamente, por prompt few-shot estruturado com cinco exemplos por nível. Meta: acurácia mínima de 0,75 com matriz de confusão sem colapso em nenhum dos quatro níveis.</w:t>
+        <w:t>O prompt v2.1 com árvore de decisão e exemplos few-shot recupera a acurácia global do gerador 5W2H para 0,7750 e leva o Nível 4 (Controle Individual) a F1 = 1,000, mas o Nível 2 (Substituição) permanece com F1 = 0,4830 (Seção 6.3), com treze cenários redirecionados ao Nível 3 (Controle Organizacional). Conduzir fine-tuning supervisionado do gpt-4o-mini com pares cenário-rótulo balanceados nos quatro níveis, com ênfase em discriminação fina Substituição versus Controle Organizacional. Meta: F1 mínimo de 0,75 em todos os quatro níveis.</w:t>
       </w:r>
     </w:p>
     <w:p>
